--- a/templates/template-procuracao-adjudicia.docx
+++ b/templates/template-procuracao-adjudicia.docx
@@ -305,7 +305,7 @@
           <w:szCs w:val="24"/>
           <w:lang w:val="pt-BR"/>
         </w:rPr>
-        <w:t>[Nome], [Nacionalidade], [Estado Civil], [Profissão], RG: [RG], CPF: [CPF], nascido em [Data Nasc], residente em [Endereço], [CEP]</w:t>
+        <w:t>{{nome_cedente}}, {{nacionalidade_cedente}}, {{estado_civil_cedente}}, {{profissao_cedente}}, RG: {{rg_cedente}}, CPF: {{cpf_cedente}}, nascido em {{data_nascimento}}, residente em {{endereco_cedente}}, {{cep_cedente}}</w:t>
       </w:r>
       <w:r>
         <w:br/>
@@ -331,7 +331,7 @@
           <w:b w:val="1"/>
           <w:bCs w:val="1"/>
         </w:rPr>
-        <w:t>DR. FÁBIO BATISTA BASTOS, brasileiro, solteiro, advogado,</w:t>
+        <w:t>{{outorgado_nome_1}}, {{outorgado_nacionalidade_1}}, {{outorgado_estado_civil_1}}, {{outorgado_profissao_1}},</w:t>
       </w:r>
       <w:r>
         <w:rPr>
@@ -359,7 +359,7 @@
           <w:b w:val="1"/>
           <w:bCs w:val="1"/>
         </w:rPr>
-        <w:t xml:space="preserve">to Federal, sob o nº 40.115 com escritório sito, SIG Qd. 4, Lote 75, Sala 17, Mezanino, Capital Financial Center – Brasília - DF, CEP nº 70610-440 e DRA. NATANE ALINE DE </w:t>
+        <w:t xml:space="preserve">to Federal, sob o nº {{outorgado_oab_1}} com escritório sito, SIG Qd. 4, Lote 75, Sala 17, Mezanino, Capital Financial Center – Brasília - DF, CEP nº 70610-440 e DRA. NATANE ALINE DE </w:t>
       </w:r>
       <w:r>
         <w:rPr>
@@ -373,7 +373,7 @@
           <w:b w:val="1"/>
           <w:bCs w:val="1"/>
         </w:rPr>
-        <w:t xml:space="preserve">RVALHO MONTEIRO, brasileira, advogada, inscrita na </w:t>
+        <w:t xml:space="preserve">RVALHO MONTEIRO, {{outorgado_nacionalidade_2}}, {{outorgado_profissao_2}}, inscrita na </w:t>
       </w:r>
       <w:r>
         <w:rPr>
@@ -387,7 +387,7 @@
           <w:b w:val="1"/>
           <w:bCs w:val="1"/>
         </w:rPr>
-        <w:t xml:space="preserve"> nº 63.726 e com CPF n°115.617.116-40, endereço: SIG Qd. 4, Lote 75, Sala 17, Mezanino, Capital Financial Center – Brasília - DF, CEP nº 70610-440</w:t>
+        <w:t xml:space="preserve"> nº 63.726 e com CPF nº {{outorgado_cpf_2}}, endereço: SIG Qd. 4, Lote 75, Sala 17, Mezanino, Capital Financial Center – Brasília - DF, CEP nº 70610-440</w:t>
       </w:r>
     </w:p>
     <w:p>
@@ -423,7 +423,7 @@
       </w:r>
       <w:r>
         <w:rPr/>
-        <w:t xml:space="preserve">[Número Processo]</w:t>
+        <w:t>{{numero_processo}}</w:t>
       </w:r>
       <w:r>
         <w:rPr/>

--- a/templates/template-procuracao-adjudicia.docx
+++ b/templates/template-procuracao-adjudicia.docx
@@ -480,7 +480,7 @@
           <w:szCs w:val="21"/>
           <w:lang w:val="pt-PT"/>
         </w:rPr>
-        <w:t>[Data]</w:t>
+        <w:t>{{data_contrato}}</w:t>
       </w:r>
       <w:r>
         <w:rPr>
@@ -533,7 +533,7 @@
           <w:szCs w:val="21"/>
           <w:lang w:val="pt-PT"/>
         </w:rPr>
-        <w:t>[Nome]</w:t>
+        <w:t>{{nome_cedente}}</w:t>
       </w:r>
       <w:r>
         <w:rPr>
@@ -578,7 +578,7 @@
           <w:szCs w:val="21"/>
           <w:lang w:val="pt-PT"/>
         </w:rPr>
-        <w:t>[CPF]</w:t>
+        <w:t>{{cpf_cedente}}</w:t>
       </w:r>
     </w:p>
     <w:sectPr>

--- a/templates/template-procuracao-adjudicia.docx
+++ b/templates/template-procuracao-adjudicia.docx
@@ -249,6 +249,9 @@
       </w:pPr>
       <w:r>
         <w:br/>
+        <w:t>OUTORGANTE: {{nome_cedente}}, {{nacionalidade_cedente}}, {{estado_civil_cedente}}, {{profissao_cedente}}, RG: {{rg_cedente}}, CPF: {{cpf_cedente}}, nascido em {{data_nascimento}}, residente em {{endereco_cedente}}, {{cep_cedente}}</w:t>
+        <w:br/>
+        <w:t>OUTORGADO: {{outorgado_nome_1}}, {{outorgado_nacionalidade_1}}, {{outorgado_estado_civil_1}}, {{outorgado_profissao_1}}, inscrito na  Ordem dos Advogados do Brasi, seção do Distrito Federal, sob o nº {{outorgado_oab_1}} com escritório sito, SIG Qd. 4, Lote 75, Sala 17, Mezanino, Capital Financial Center – Brasília - DF, CEP nº 70610-440 e DRA. NATANE ALINE DE CARVALHO MONTEIRO, {{outorgado_nacionalidade_2}}, {{outorgado_profissao_2}}, inscrita na OAB/DF nº 63.726 e com CPF nº {{outorgado_cpf_2}}, endereço: SIG Qd. 4, Lote 75, Sala 17, Mezanino, Capital Financial Center – Brasília - DF, CEP nº 70610-440</w:t>
       </w:r>
       <w:r>
         <w:rPr>
@@ -257,7 +260,6 @@
           <w:sz w:val="28"/>
           <w:szCs w:val="28"/>
         </w:rPr>
-        <w:t>OUTORGANTE</w:t>
       </w:r>
       <w:bookmarkStart w:name="_Hlk199414325" w:id="0"/>
       <w:r>
@@ -265,7 +267,6 @@
           <w:b w:val="1"/>
           <w:bCs w:val="1"/>
         </w:rPr>
-        <w:t>:</w:t>
       </w:r>
       <w:bookmarkEnd w:id="0"/>
       <w:r>
@@ -273,7 +274,6 @@
           <w:b w:val="1"/>
           <w:bCs w:val="1"/>
         </w:rPr>
-        <w:t xml:space="preserve"> </w:t>
       </w:r>
       <w:r>
         <w:rPr>
@@ -283,7 +283,6 @@
           <w:sz w:val="24"/>
           <w:szCs w:val="24"/>
         </w:rPr>
-        <w:t>:</w:t>
       </w:r>
       <w:r>
         <w:rPr>
@@ -294,7 +293,6 @@
           <w:szCs w:val="24"/>
           <w:lang w:val="pt-BR"/>
         </w:rPr>
-        <w:t xml:space="preserve"> </w:t>
       </w:r>
       <w:r>
         <w:rPr>
@@ -305,11 +303,8 @@
           <w:szCs w:val="24"/>
           <w:lang w:val="pt-BR"/>
         </w:rPr>
-        <w:t>{{nome_cedente}}, {{nacionalidade_cedente}}, {{estado_civil_cedente}}, {{profissao_cedente}}, RG: {{rg_cedente}}, CPF: {{cpf_cedente}}, nascido em {{data_nascimento}}, residente em {{endereco_cedente}}, {{cep_cedente}}</w:t>
-      </w:r>
-      <w:r>
-        <w:br/>
-      </w:r>
+      </w:r>
+      <w:r/>
       <w:r>
         <w:rPr>
           <w:b w:val="1"/>
@@ -317,77 +312,66 @@
           <w:sz w:val="28"/>
           <w:szCs w:val="28"/>
         </w:rPr>
-        <w:t>OUTORGADO</w:t>
-      </w:r>
-      <w:r>
-        <w:rPr>
-          <w:b w:val="1"/>
-          <w:bCs w:val="1"/>
-        </w:rPr>
-        <w:t xml:space="preserve">: </w:t>
-      </w:r>
-      <w:r>
-        <w:rPr>
-          <w:b w:val="1"/>
-          <w:bCs w:val="1"/>
-        </w:rPr>
-        <w:t>{{outorgado_nome_1}}, {{outorgado_nacionalidade_1}}, {{outorgado_estado_civil_1}}, {{outorgado_profissao_1}},</w:t>
-      </w:r>
-      <w:r>
-        <w:rPr>
-          <w:b w:val="1"/>
-          <w:bCs w:val="1"/>
-        </w:rPr>
-        <w:t xml:space="preserve"> i</w:t>
-      </w:r>
-      <w:r>
-        <w:rPr>
-          <w:b w:val="1"/>
-          <w:bCs w:val="1"/>
-        </w:rPr>
-        <w:t xml:space="preserve">nscrito na  Ordem dos Advogados do Brasi, seção do </w:t>
-      </w:r>
-      <w:r>
-        <w:rPr>
-          <w:b w:val="1"/>
-          <w:bCs w:val="1"/>
-        </w:rPr>
-        <w:t>Distri</w:t>
-      </w:r>
-      <w:r>
-        <w:rPr>
-          <w:b w:val="1"/>
-          <w:bCs w:val="1"/>
-        </w:rPr>
-        <w:t xml:space="preserve">to Federal, sob o nº {{outorgado_oab_1}} com escritório sito, SIG Qd. 4, Lote 75, Sala 17, Mezanino, Capital Financial Center – Brasília - DF, CEP nº 70610-440 e DRA. NATANE ALINE DE </w:t>
-      </w:r>
-      <w:r>
-        <w:rPr>
-          <w:b w:val="1"/>
-          <w:bCs w:val="1"/>
-        </w:rPr>
-        <w:t>CA</w:t>
-      </w:r>
-      <w:r>
-        <w:rPr>
-          <w:b w:val="1"/>
-          <w:bCs w:val="1"/>
-        </w:rPr>
-        <w:t xml:space="preserve">RVALHO MONTEIRO, {{outorgado_nacionalidade_2}}, {{outorgado_profissao_2}}, inscrita na </w:t>
-      </w:r>
-      <w:r>
-        <w:rPr>
-          <w:b w:val="1"/>
-          <w:bCs w:val="1"/>
-        </w:rPr>
-        <w:t>OAB/DF</w:t>
-      </w:r>
-      <w:r>
-        <w:rPr>
-          <w:b w:val="1"/>
-          <w:bCs w:val="1"/>
-        </w:rPr>
-        <w:t xml:space="preserve"> nº 63.726 e com CPF nº {{outorgado_cpf_2}}, endereço: SIG Qd. 4, Lote 75, Sala 17, Mezanino, Capital Financial Center – Brasília - DF, CEP nº 70610-440</w:t>
+      </w:r>
+      <w:r>
+        <w:rPr>
+          <w:b w:val="1"/>
+          <w:bCs w:val="1"/>
+        </w:rPr>
+      </w:r>
+      <w:r>
+        <w:rPr>
+          <w:b w:val="1"/>
+          <w:bCs w:val="1"/>
+        </w:rPr>
+      </w:r>
+      <w:r>
+        <w:rPr>
+          <w:b w:val="1"/>
+          <w:bCs w:val="1"/>
+        </w:rPr>
+      </w:r>
+      <w:r>
+        <w:rPr>
+          <w:b w:val="1"/>
+          <w:bCs w:val="1"/>
+        </w:rPr>
+      </w:r>
+      <w:r>
+        <w:rPr>
+          <w:b w:val="1"/>
+          <w:bCs w:val="1"/>
+        </w:rPr>
+      </w:r>
+      <w:r>
+        <w:rPr>
+          <w:b w:val="1"/>
+          <w:bCs w:val="1"/>
+        </w:rPr>
+      </w:r>
+      <w:r>
+        <w:rPr>
+          <w:b w:val="1"/>
+          <w:bCs w:val="1"/>
+        </w:rPr>
+      </w:r>
+      <w:r>
+        <w:rPr>
+          <w:b w:val="1"/>
+          <w:bCs w:val="1"/>
+        </w:rPr>
+      </w:r>
+      <w:r>
+        <w:rPr>
+          <w:b w:val="1"/>
+          <w:bCs w:val="1"/>
+        </w:rPr>
+      </w:r>
+      <w:r>
+        <w:rPr>
+          <w:b w:val="1"/>
+          <w:bCs w:val="1"/>
+        </w:rPr>
       </w:r>
     </w:p>
     <w:p>
